--- a/data/outputs/v2/General_Science/SS1.4_Transport_in_Plants/General_Science_Transport_in_Plants_FinalExplanation_TeacherKey.docx
+++ b/data/outputs/v2/General_Science/SS1.4_Transport_in_Plants/General_Science_Transport_in_Plants_FinalExplanation_TeacherKey.docx
@@ -2358,7 +2358,7 @@
         </w:rPr>
         <w:t xml:space="preserve">© 2026 SeaVuria and ARES. This work is licensed under a </w:t>
       </w:r>
-      <w:hyperlink w:history="1" r:id="rIdpxwoyy0q1cyq-7xsl8b-j">
+      <w:hyperlink w:history="1" r:id="rIdtm50xfu-l1xqhxekrvmo7">
         <w:r>
           <w:rPr>
             <w:rFonts w:ascii="Arial" w:cs="Arial" w:eastAsia="Arial" w:hAnsi="Arial"/>
@@ -2378,7 +2378,7 @@
         </w:rPr>
         <w:t xml:space="preserve"> (</w:t>
       </w:r>
-      <w:hyperlink w:history="1" r:id="rIdcz0t3vliwnootfjfuwhvr">
+      <w:hyperlink w:history="1" r:id="rIdmsyxdhcisep41v-myufo_">
         <w:r>
           <w:rPr>
             <w:rFonts w:ascii="Arial" w:cs="Arial" w:eastAsia="Arial" w:hAnsi="Arial"/>
@@ -2398,7 +2398,7 @@
         </w:rPr>
         <w:t xml:space="preserve">). To view a copy of this license, visit </w:t>
       </w:r>
-      <w:hyperlink w:history="1" r:id="rIde3rianiuvvwtdaunugadj">
+      <w:hyperlink w:history="1" r:id="rIdij5sl9-plowo8yvd4-ibd">
         <w:r>
           <w:rPr>
             <w:rFonts w:ascii="Arial" w:cs="Arial" w:eastAsia="Arial" w:hAnsi="Arial"/>

--- a/data/outputs/v2/General_Science/SS1.4_Transport_in_Plants/General_Science_Transport_in_Plants_FinalExplanation_TeacherKey.docx
+++ b/data/outputs/v2/General_Science/SS1.4_Transport_in_Plants/General_Science_Transport_in_Plants_FinalExplanation_TeacherKey.docx
@@ -2358,7 +2358,7 @@
         </w:rPr>
         <w:t xml:space="preserve">© 2026 SeaVuria and ARES. This work is licensed under a </w:t>
       </w:r>
-      <w:hyperlink w:history="1" r:id="rIdtm50xfu-l1xqhxekrvmo7">
+      <w:hyperlink w:history="1" r:id="rIdj4piil5g32ckklxcvtfb7">
         <w:r>
           <w:rPr>
             <w:rFonts w:ascii="Arial" w:cs="Arial" w:eastAsia="Arial" w:hAnsi="Arial"/>
@@ -2378,7 +2378,7 @@
         </w:rPr>
         <w:t xml:space="preserve"> (</w:t>
       </w:r>
-      <w:hyperlink w:history="1" r:id="rIdmsyxdhcisep41v-myufo_">
+      <w:hyperlink w:history="1" r:id="rIdfnbghtkykh6mlushmmk5k">
         <w:r>
           <w:rPr>
             <w:rFonts w:ascii="Arial" w:cs="Arial" w:eastAsia="Arial" w:hAnsi="Arial"/>
@@ -2398,7 +2398,7 @@
         </w:rPr>
         <w:t xml:space="preserve">). To view a copy of this license, visit </w:t>
       </w:r>
-      <w:hyperlink w:history="1" r:id="rIdij5sl9-plowo8yvd4-ibd">
+      <w:hyperlink w:history="1" r:id="rIdifgrrzrtm_zzttaval7zs">
         <w:r>
           <w:rPr>
             <w:rFonts w:ascii="Arial" w:cs="Arial" w:eastAsia="Arial" w:hAnsi="Arial"/>

--- a/data/outputs/v2/General_Science/SS1.4_Transport_in_Plants/General_Science_Transport_in_Plants_FinalExplanation_TeacherKey.docx
+++ b/data/outputs/v2/General_Science/SS1.4_Transport_in_Plants/General_Science_Transport_in_Plants_FinalExplanation_TeacherKey.docx
@@ -2358,7 +2358,7 @@
         </w:rPr>
         <w:t xml:space="preserve">© 2026 SeaVuria and ARES. This work is licensed under a </w:t>
       </w:r>
-      <w:hyperlink w:history="1" r:id="rIdj4piil5g32ckklxcvtfb7">
+      <w:hyperlink w:history="1" r:id="rId4nrkb6ho6trixutsnjwuk">
         <w:r>
           <w:rPr>
             <w:rFonts w:ascii="Arial" w:cs="Arial" w:eastAsia="Arial" w:hAnsi="Arial"/>
@@ -2378,7 +2378,7 @@
         </w:rPr>
         <w:t xml:space="preserve"> (</w:t>
       </w:r>
-      <w:hyperlink w:history="1" r:id="rIdfnbghtkykh6mlushmmk5k">
+      <w:hyperlink w:history="1" r:id="rIdot06frvchbruv-92gp9go">
         <w:r>
           <w:rPr>
             <w:rFonts w:ascii="Arial" w:cs="Arial" w:eastAsia="Arial" w:hAnsi="Arial"/>
@@ -2398,7 +2398,7 @@
         </w:rPr>
         <w:t xml:space="preserve">). To view a copy of this license, visit </w:t>
       </w:r>
-      <w:hyperlink w:history="1" r:id="rIdifgrrzrtm_zzttaval7zs">
+      <w:hyperlink w:history="1" r:id="rIdmjqsain_swg1td9jvdaqh">
         <w:r>
           <w:rPr>
             <w:rFonts w:ascii="Arial" w:cs="Arial" w:eastAsia="Arial" w:hAnsi="Arial"/>

--- a/data/outputs/v2/General_Science/SS1.4_Transport_in_Plants/General_Science_Transport_in_Plants_FinalExplanation_TeacherKey.docx
+++ b/data/outputs/v2/General_Science/SS1.4_Transport_in_Plants/General_Science_Transport_in_Plants_FinalExplanation_TeacherKey.docx
@@ -2358,7 +2358,7 @@
         </w:rPr>
         <w:t xml:space="preserve">© 2026 SeaVuria and ARES. This work is licensed under a </w:t>
       </w:r>
-      <w:hyperlink w:history="1" r:id="rId4nrkb6ho6trixutsnjwuk">
+      <w:hyperlink w:history="1" r:id="rIdxytfnsd1urxft3gkk4kbq">
         <w:r>
           <w:rPr>
             <w:rFonts w:ascii="Arial" w:cs="Arial" w:eastAsia="Arial" w:hAnsi="Arial"/>
@@ -2378,7 +2378,7 @@
         </w:rPr>
         <w:t xml:space="preserve"> (</w:t>
       </w:r>
-      <w:hyperlink w:history="1" r:id="rIdot06frvchbruv-92gp9go">
+      <w:hyperlink w:history="1" r:id="rId7stmwjnb2vts1zxfkh-cm">
         <w:r>
           <w:rPr>
             <w:rFonts w:ascii="Arial" w:cs="Arial" w:eastAsia="Arial" w:hAnsi="Arial"/>
@@ -2398,7 +2398,7 @@
         </w:rPr>
         <w:t xml:space="preserve">). To view a copy of this license, visit </w:t>
       </w:r>
-      <w:hyperlink w:history="1" r:id="rIdmjqsain_swg1td9jvdaqh">
+      <w:hyperlink w:history="1" r:id="rIdjulkct_o5drlymuqzlzej">
         <w:r>
           <w:rPr>
             <w:rFonts w:ascii="Arial" w:cs="Arial" w:eastAsia="Arial" w:hAnsi="Arial"/>

--- a/data/outputs/v2/General_Science/SS1.4_Transport_in_Plants/General_Science_Transport_in_Plants_FinalExplanation_TeacherKey.docx
+++ b/data/outputs/v2/General_Science/SS1.4_Transport_in_Plants/General_Science_Transport_in_Plants_FinalExplanation_TeacherKey.docx
@@ -4,6 +4,7 @@
   <w:body>
     <w:p>
       <w:pPr>
+        <w:keepNext w:val="false"/>
         <w:spacing w:after="30" w:before="0"/>
         <w:jc w:val="center"/>
       </w:pPr>
@@ -23,6 +24,7 @@
     </w:p>
     <w:p>
       <w:pPr>
+        <w:keepNext w:val="false"/>
         <w:spacing w:after="60" w:before="0"/>
         <w:jc w:val="center"/>
       </w:pPr>
@@ -81,6 +83,7 @@
           </w:tcPr>
           <w:p>
             <w:pPr>
+              <w:keepNext w:val="false"/>
               <w:spacing w:after="40" w:before="0"/>
               <w:jc w:val="center"/>
             </w:pPr>
@@ -116,6 +119,7 @@
           </w:tcPr>
           <w:p>
             <w:pPr>
+              <w:keepNext w:val="false"/>
               <w:spacing w:after="40" w:before="0"/>
               <w:jc w:val="center"/>
             </w:pPr>
@@ -176,6 +180,7 @@
           </w:tcPr>
           <w:p>
             <w:pPr>
+              <w:keepNext w:val="false"/>
               <w:spacing w:after="40" w:before="0"/>
               <w:jc w:val="center"/>
             </w:pPr>
@@ -210,6 +215,7 @@
           </w:tcPr>
           <w:p>
             <w:pPr>
+              <w:keepNext w:val="false"/>
               <w:spacing w:after="40" w:before="0"/>
               <w:jc w:val="left"/>
             </w:pPr>
@@ -271,6 +277,7 @@
           </w:tcPr>
           <w:p>
             <w:pPr>
+              <w:keepNext/>
               <w:spacing w:after="40" w:before="0"/>
               <w:jc w:val="center"/>
             </w:pPr>
@@ -305,6 +312,7 @@
           </w:tcPr>
           <w:p>
             <w:pPr>
+              <w:keepNext w:val="false"/>
               <w:spacing w:after="40" w:before="0"/>
               <w:jc w:val="left"/>
             </w:pPr>
@@ -324,6 +332,7 @@
           </w:p>
           <w:p>
             <w:pPr>
+              <w:keepNext w:val="false"/>
               <w:spacing w:after="40" w:before="0"/>
               <w:jc w:val="left"/>
             </w:pPr>
@@ -343,6 +352,7 @@
           </w:p>
           <w:p>
             <w:pPr>
+              <w:keepNext w:val="false"/>
               <w:spacing w:after="40" w:before="0"/>
               <w:jc w:val="left"/>
             </w:pPr>
@@ -362,6 +372,7 @@
           </w:p>
           <w:p>
             <w:pPr>
+              <w:keepNext w:val="false"/>
               <w:spacing w:after="40" w:before="0"/>
               <w:jc w:val="left"/>
             </w:pPr>
@@ -394,6 +405,7 @@
           </w:tcPr>
           <w:p>
             <w:pPr>
+              <w:keepNext w:val="false"/>
               <w:spacing w:after="40" w:before="0"/>
               <w:jc w:val="left"/>
             </w:pPr>
@@ -413,6 +425,7 @@
           </w:p>
           <w:p>
             <w:pPr>
+              <w:keepNext w:val="false"/>
               <w:spacing w:after="40" w:before="0"/>
               <w:jc w:val="left"/>
             </w:pPr>
@@ -432,6 +445,7 @@
           </w:p>
           <w:p>
             <w:pPr>
+              <w:keepNext w:val="false"/>
               <w:spacing w:after="40" w:before="0"/>
               <w:jc w:val="left"/>
             </w:pPr>
@@ -493,6 +507,7 @@
           </w:tcPr>
           <w:p>
             <w:pPr>
+              <w:keepNext/>
               <w:spacing w:after="40" w:before="0"/>
               <w:jc w:val="center"/>
             </w:pPr>
@@ -527,6 +542,7 @@
           </w:tcPr>
           <w:p>
             <w:pPr>
+              <w:keepNext w:val="false"/>
               <w:spacing w:after="40" w:before="0"/>
               <w:jc w:val="left"/>
             </w:pPr>
@@ -546,6 +562,7 @@
           </w:p>
           <w:p>
             <w:pPr>
+              <w:keepNext w:val="false"/>
               <w:spacing w:after="40" w:before="0"/>
               <w:jc w:val="left"/>
             </w:pPr>
@@ -565,6 +582,7 @@
           </w:p>
           <w:p>
             <w:pPr>
+              <w:keepNext w:val="false"/>
               <w:spacing w:after="40" w:before="0"/>
               <w:jc w:val="left"/>
             </w:pPr>
@@ -584,6 +602,7 @@
           </w:p>
           <w:p>
             <w:pPr>
+              <w:keepNext w:val="false"/>
               <w:spacing w:after="40" w:before="0"/>
               <w:jc w:val="left"/>
             </w:pPr>
@@ -603,6 +622,7 @@
           </w:p>
           <w:p>
             <w:pPr>
+              <w:keepNext w:val="false"/>
               <w:spacing w:after="40" w:before="0"/>
               <w:jc w:val="left"/>
             </w:pPr>
@@ -622,6 +642,7 @@
           </w:p>
           <w:p>
             <w:pPr>
+              <w:keepNext w:val="false"/>
               <w:spacing w:after="40" w:before="0"/>
               <w:jc w:val="left"/>
             </w:pPr>
@@ -654,6 +675,7 @@
           </w:tcPr>
           <w:p>
             <w:pPr>
+              <w:keepNext w:val="false"/>
               <w:spacing w:after="40" w:before="0"/>
               <w:jc w:val="left"/>
             </w:pPr>
@@ -673,6 +695,7 @@
           </w:p>
           <w:p>
             <w:pPr>
+              <w:keepNext w:val="false"/>
               <w:spacing w:after="40" w:before="0"/>
               <w:jc w:val="left"/>
             </w:pPr>
@@ -692,6 +715,7 @@
           </w:p>
           <w:p>
             <w:pPr>
+              <w:keepNext w:val="false"/>
               <w:spacing w:after="40" w:before="0"/>
               <w:jc w:val="left"/>
             </w:pPr>
@@ -711,6 +735,7 @@
           </w:p>
           <w:p>
             <w:pPr>
+              <w:keepNext w:val="false"/>
               <w:spacing w:after="40" w:before="0"/>
               <w:jc w:val="left"/>
             </w:pPr>
@@ -730,6 +755,7 @@
           </w:p>
           <w:p>
             <w:pPr>
+              <w:keepNext w:val="false"/>
               <w:spacing w:after="40" w:before="0"/>
               <w:jc w:val="left"/>
             </w:pPr>
@@ -791,6 +817,7 @@
           </w:tcPr>
           <w:p>
             <w:pPr>
+              <w:keepNext/>
               <w:spacing w:after="40" w:before="0"/>
               <w:jc w:val="center"/>
             </w:pPr>
@@ -825,6 +852,7 @@
           </w:tcPr>
           <w:p>
             <w:pPr>
+              <w:keepNext w:val="false"/>
               <w:spacing w:after="40" w:before="0"/>
               <w:jc w:val="left"/>
             </w:pPr>
@@ -844,6 +872,7 @@
           </w:p>
           <w:p>
             <w:pPr>
+              <w:keepNext w:val="false"/>
               <w:spacing w:after="40" w:before="0"/>
               <w:jc w:val="left"/>
             </w:pPr>
@@ -863,6 +892,7 @@
           </w:p>
           <w:p>
             <w:pPr>
+              <w:keepNext w:val="false"/>
               <w:spacing w:after="40" w:before="0"/>
               <w:jc w:val="left"/>
             </w:pPr>
@@ -882,6 +912,7 @@
           </w:p>
           <w:p>
             <w:pPr>
+              <w:keepNext w:val="false"/>
               <w:spacing w:after="40" w:before="0"/>
               <w:jc w:val="left"/>
             </w:pPr>
@@ -914,6 +945,7 @@
           </w:tcPr>
           <w:p>
             <w:pPr>
+              <w:keepNext w:val="false"/>
               <w:spacing w:after="40" w:before="0"/>
               <w:jc w:val="left"/>
             </w:pPr>
@@ -933,6 +965,7 @@
           </w:p>
           <w:p>
             <w:pPr>
+              <w:keepNext w:val="false"/>
               <w:spacing w:after="40" w:before="0"/>
               <w:jc w:val="left"/>
             </w:pPr>
@@ -952,6 +985,7 @@
           </w:p>
           <w:p>
             <w:pPr>
+              <w:keepNext w:val="false"/>
               <w:spacing w:after="40" w:before="0"/>
               <w:jc w:val="left"/>
             </w:pPr>
@@ -1013,6 +1047,7 @@
           </w:tcPr>
           <w:p>
             <w:pPr>
+              <w:keepNext/>
               <w:spacing w:after="40" w:before="0"/>
               <w:jc w:val="center"/>
             </w:pPr>
@@ -1047,6 +1082,7 @@
           </w:tcPr>
           <w:p>
             <w:pPr>
+              <w:keepNext w:val="false"/>
               <w:spacing w:after="40" w:before="0"/>
               <w:jc w:val="left"/>
             </w:pPr>
@@ -1066,6 +1102,7 @@
           </w:p>
           <w:p>
             <w:pPr>
+              <w:keepNext w:val="false"/>
               <w:spacing w:after="40" w:before="0"/>
               <w:jc w:val="left"/>
             </w:pPr>
@@ -1085,6 +1122,7 @@
           </w:p>
           <w:p>
             <w:pPr>
+              <w:keepNext w:val="false"/>
               <w:spacing w:after="40" w:before="0"/>
               <w:jc w:val="left"/>
             </w:pPr>
@@ -1104,6 +1142,7 @@
           </w:p>
           <w:p>
             <w:pPr>
+              <w:keepNext w:val="false"/>
               <w:spacing w:after="40" w:before="0"/>
               <w:jc w:val="left"/>
             </w:pPr>
@@ -1136,6 +1175,7 @@
           </w:tcPr>
           <w:p>
             <w:pPr>
+              <w:keepNext w:val="false"/>
               <w:spacing w:after="40" w:before="0"/>
               <w:jc w:val="left"/>
             </w:pPr>
@@ -1155,6 +1195,7 @@
           </w:p>
           <w:p>
             <w:pPr>
+              <w:keepNext w:val="false"/>
               <w:spacing w:after="40" w:before="0"/>
               <w:jc w:val="left"/>
             </w:pPr>
@@ -1174,6 +1215,7 @@
           </w:p>
           <w:p>
             <w:pPr>
+              <w:keepNext w:val="false"/>
               <w:spacing w:after="40" w:before="0"/>
               <w:jc w:val="left"/>
             </w:pPr>
@@ -1235,6 +1277,7 @@
           </w:tcPr>
           <w:p>
             <w:pPr>
+              <w:keepNext/>
               <w:spacing w:after="40" w:before="0"/>
               <w:jc w:val="center"/>
             </w:pPr>
@@ -1269,6 +1312,7 @@
           </w:tcPr>
           <w:p>
             <w:pPr>
+              <w:keepNext w:val="false"/>
               <w:spacing w:after="40" w:before="0"/>
               <w:jc w:val="left"/>
             </w:pPr>
@@ -1288,6 +1332,7 @@
           </w:p>
           <w:p>
             <w:pPr>
+              <w:keepNext w:val="false"/>
               <w:spacing w:after="40" w:before="0"/>
               <w:jc w:val="left"/>
             </w:pPr>
@@ -1320,6 +1365,7 @@
           </w:tcPr>
           <w:p>
             <w:pPr>
+              <w:keepNext w:val="false"/>
               <w:spacing w:after="40" w:before="0"/>
               <w:jc w:val="left"/>
             </w:pPr>
@@ -1339,6 +1385,7 @@
           </w:p>
           <w:p>
             <w:pPr>
+              <w:keepNext w:val="false"/>
               <w:spacing w:after="40" w:before="0"/>
               <w:jc w:val="left"/>
             </w:pPr>
@@ -1358,6 +1405,7 @@
           </w:p>
           <w:p>
             <w:pPr>
+              <w:keepNext w:val="false"/>
               <w:spacing w:after="40" w:before="0"/>
               <w:jc w:val="left"/>
             </w:pPr>
@@ -1377,6 +1425,7 @@
           </w:p>
           <w:p>
             <w:pPr>
+              <w:keepNext w:val="false"/>
               <w:spacing w:after="40" w:before="0"/>
               <w:jc w:val="left"/>
             </w:pPr>
@@ -1440,6 +1489,7 @@
           </w:tcPr>
           <w:p>
             <w:pPr>
+              <w:keepNext w:val="false"/>
               <w:spacing w:after="40" w:before="0"/>
               <w:jc w:val="center"/>
             </w:pPr>
@@ -1474,6 +1524,7 @@
           </w:tcPr>
           <w:p>
             <w:pPr>
+              <w:keepNext w:val="false"/>
               <w:spacing w:after="40" w:before="0"/>
               <w:jc w:val="left"/>
             </w:pPr>
@@ -1506,6 +1557,7 @@
           </w:tcPr>
           <w:p>
             <w:pPr>
+              <w:keepNext w:val="false"/>
               <w:spacing w:after="40" w:before="0"/>
               <w:jc w:val="left"/>
             </w:pPr>
@@ -1538,6 +1590,7 @@
           </w:tcPr>
           <w:p>
             <w:pPr>
+              <w:keepNext w:val="false"/>
               <w:spacing w:after="40" w:before="0"/>
               <w:jc w:val="left"/>
             </w:pPr>
@@ -1570,6 +1623,7 @@
           </w:tcPr>
           <w:p>
             <w:pPr>
+              <w:keepNext w:val="false"/>
               <w:spacing w:after="40" w:before="0"/>
               <w:jc w:val="left"/>
             </w:pPr>
@@ -1604,6 +1658,7 @@
           </w:tcPr>
           <w:p>
             <w:pPr>
+              <w:keepNext w:val="false"/>
               <w:spacing w:after="40" w:before="0"/>
               <w:jc w:val="left"/>
             </w:pPr>
@@ -1636,6 +1691,7 @@
           </w:tcPr>
           <w:p>
             <w:pPr>
+              <w:keepNext w:val="false"/>
               <w:spacing w:after="40" w:before="0"/>
               <w:jc w:val="left"/>
             </w:pPr>
@@ -1668,6 +1724,7 @@
           </w:tcPr>
           <w:p>
             <w:pPr>
+              <w:keepNext w:val="false"/>
               <w:spacing w:after="40" w:before="0"/>
               <w:jc w:val="left"/>
             </w:pPr>
@@ -1700,6 +1757,7 @@
           </w:tcPr>
           <w:p>
             <w:pPr>
+              <w:keepNext w:val="false"/>
               <w:spacing w:after="40" w:before="0"/>
               <w:jc w:val="left"/>
             </w:pPr>
@@ -1734,6 +1792,7 @@
           </w:tcPr>
           <w:p>
             <w:pPr>
+              <w:keepNext w:val="false"/>
               <w:spacing w:after="40" w:before="0"/>
               <w:jc w:val="left"/>
             </w:pPr>
@@ -1766,6 +1825,7 @@
           </w:tcPr>
           <w:p>
             <w:pPr>
+              <w:keepNext w:val="false"/>
               <w:spacing w:after="40" w:before="0"/>
               <w:jc w:val="left"/>
             </w:pPr>
@@ -1798,6 +1858,7 @@
           </w:tcPr>
           <w:p>
             <w:pPr>
+              <w:keepNext w:val="false"/>
               <w:spacing w:after="40" w:before="0"/>
               <w:jc w:val="left"/>
             </w:pPr>
@@ -1830,6 +1891,7 @@
           </w:tcPr>
           <w:p>
             <w:pPr>
+              <w:keepNext w:val="false"/>
               <w:spacing w:after="40" w:before="0"/>
               <w:jc w:val="left"/>
             </w:pPr>
@@ -1864,6 +1926,7 @@
           </w:tcPr>
           <w:p>
             <w:pPr>
+              <w:keepNext w:val="false"/>
               <w:spacing w:after="40" w:before="0"/>
               <w:jc w:val="left"/>
             </w:pPr>
@@ -1896,6 +1959,7 @@
           </w:tcPr>
           <w:p>
             <w:pPr>
+              <w:keepNext w:val="false"/>
               <w:spacing w:after="40" w:before="0"/>
               <w:jc w:val="left"/>
             </w:pPr>
@@ -1928,6 +1992,7 @@
           </w:tcPr>
           <w:p>
             <w:pPr>
+              <w:keepNext w:val="false"/>
               <w:spacing w:after="40" w:before="0"/>
               <w:jc w:val="left"/>
             </w:pPr>
@@ -1960,6 +2025,7 @@
           </w:tcPr>
           <w:p>
             <w:pPr>
+              <w:keepNext w:val="false"/>
               <w:spacing w:after="40" w:before="0"/>
               <w:jc w:val="left"/>
             </w:pPr>
@@ -1994,6 +2060,7 @@
           </w:tcPr>
           <w:p>
             <w:pPr>
+              <w:keepNext w:val="false"/>
               <w:spacing w:after="40" w:before="0"/>
               <w:jc w:val="left"/>
             </w:pPr>
@@ -2026,6 +2093,7 @@
           </w:tcPr>
           <w:p>
             <w:pPr>
+              <w:keepNext w:val="false"/>
               <w:spacing w:after="40" w:before="0"/>
               <w:jc w:val="left"/>
             </w:pPr>
@@ -2058,6 +2126,7 @@
           </w:tcPr>
           <w:p>
             <w:pPr>
+              <w:keepNext w:val="false"/>
               <w:spacing w:after="40" w:before="0"/>
               <w:jc w:val="left"/>
             </w:pPr>
@@ -2090,6 +2159,7 @@
           </w:tcPr>
           <w:p>
             <w:pPr>
+              <w:keepNext w:val="false"/>
               <w:spacing w:after="40" w:before="0"/>
               <w:jc w:val="left"/>
             </w:pPr>
@@ -2124,6 +2194,7 @@
           </w:tcPr>
           <w:p>
             <w:pPr>
+              <w:keepNext w:val="false"/>
               <w:spacing w:after="40" w:before="0"/>
               <w:jc w:val="left"/>
             </w:pPr>
@@ -2156,6 +2227,7 @@
           </w:tcPr>
           <w:p>
             <w:pPr>
+              <w:keepNext w:val="false"/>
               <w:spacing w:after="40" w:before="0"/>
               <w:jc w:val="left"/>
             </w:pPr>
@@ -2188,6 +2260,7 @@
           </w:tcPr>
           <w:p>
             <w:pPr>
+              <w:keepNext w:val="false"/>
               <w:spacing w:after="40" w:before="0"/>
               <w:jc w:val="left"/>
             </w:pPr>
@@ -2220,6 +2293,7 @@
           </w:tcPr>
           <w:p>
             <w:pPr>
+              <w:keepNext w:val="false"/>
               <w:spacing w:after="40" w:before="0"/>
               <w:jc w:val="left"/>
             </w:pPr>
@@ -2358,7 +2432,7 @@
         </w:rPr>
         <w:t xml:space="preserve">© 2026 SeaVuria and ARES. This work is licensed under a </w:t>
       </w:r>
-      <w:hyperlink w:history="1" r:id="rIdxytfnsd1urxft3gkk4kbq">
+      <w:hyperlink w:history="1" r:id="rIdgirwki8nyye0p5ohjmorv">
         <w:r>
           <w:rPr>
             <w:rFonts w:ascii="Arial" w:cs="Arial" w:eastAsia="Arial" w:hAnsi="Arial"/>
@@ -2378,7 +2452,7 @@
         </w:rPr>
         <w:t xml:space="preserve"> (</w:t>
       </w:r>
-      <w:hyperlink w:history="1" r:id="rId7stmwjnb2vts1zxfkh-cm">
+      <w:hyperlink w:history="1" r:id="rId4hw9zl8pcnalf_bt-depd">
         <w:r>
           <w:rPr>
             <w:rFonts w:ascii="Arial" w:cs="Arial" w:eastAsia="Arial" w:hAnsi="Arial"/>
@@ -2398,7 +2472,7 @@
         </w:rPr>
         <w:t xml:space="preserve">). To view a copy of this license, visit </w:t>
       </w:r>
-      <w:hyperlink w:history="1" r:id="rIdjulkct_o5drlymuqzlzej">
+      <w:hyperlink w:history="1" r:id="rIdsobxoohhwhfxul_uu57al">
         <w:r>
           <w:rPr>
             <w:rFonts w:ascii="Arial" w:cs="Arial" w:eastAsia="Arial" w:hAnsi="Arial"/>

--- a/data/outputs/v2/General_Science/SS1.4_Transport_in_Plants/General_Science_Transport_in_Plants_FinalExplanation_TeacherKey.docx
+++ b/data/outputs/v2/General_Science/SS1.4_Transport_in_Plants/General_Science_Transport_in_Plants_FinalExplanation_TeacherKey.docx
@@ -2432,7 +2432,7 @@
         </w:rPr>
         <w:t xml:space="preserve">© 2026 SeaVuria and ARES. This work is licensed under a </w:t>
       </w:r>
-      <w:hyperlink w:history="1" r:id="rIdgirwki8nyye0p5ohjmorv">
+      <w:hyperlink w:history="1" r:id="rId8xwbaeuan22hl4yospcf5">
         <w:r>
           <w:rPr>
             <w:rFonts w:ascii="Arial" w:cs="Arial" w:eastAsia="Arial" w:hAnsi="Arial"/>
@@ -2452,7 +2452,7 @@
         </w:rPr>
         <w:t xml:space="preserve"> (</w:t>
       </w:r>
-      <w:hyperlink w:history="1" r:id="rId4hw9zl8pcnalf_bt-depd">
+      <w:hyperlink w:history="1" r:id="rId_qsueh9b_gc63eynk3rcw">
         <w:r>
           <w:rPr>
             <w:rFonts w:ascii="Arial" w:cs="Arial" w:eastAsia="Arial" w:hAnsi="Arial"/>
@@ -2472,7 +2472,7 @@
         </w:rPr>
         <w:t xml:space="preserve">). To view a copy of this license, visit </w:t>
       </w:r>
-      <w:hyperlink w:history="1" r:id="rIdsobxoohhwhfxul_uu57al">
+      <w:hyperlink w:history="1" r:id="rIdtcio_b-nbaihehdpzmjzy">
         <w:r>
           <w:rPr>
             <w:rFonts w:ascii="Arial" w:cs="Arial" w:eastAsia="Arial" w:hAnsi="Arial"/>
